--- a/build/es_electric_introduction.docx
+++ b/build/es_electric_introduction.docx
@@ -7,7 +7,7 @@
         <w:pStyle w:val="Heading1"/>
       </w:pPr>
       <w:r>
-        <w:t>Electricity. Fundamentos de electricidad.</w:t>
+        <w:t>Electricidad. Fundamentos de electricidad.</w:t>
       </w:r>
     </w:p>
     <w:p>
@@ -25,16 +25,6 @@
       <w:r>
         <w:t>a)</w:t>
         <w:tab/>
-        <w:t>Que no ha sido inventada</w:t>
-      </w:r>
-    </w:p>
-    <w:p>
-      <w:pPr>
-        <w:pStyle w:val="Choice"/>
-      </w:pPr>
-      <w:r>
-        <w:t>b)</w:t>
-        <w:tab/>
         <w:t>Que se inventó hace muchísimo tiempo</w:t>
       </w:r>
     </w:p>
@@ -43,9 +33,19 @@
         <w:pStyle w:val="Choice"/>
       </w:pPr>
       <w:r>
+        <w:t>b)</w:t>
+        <w:tab/>
+        <w:t>Que no se puede generar artificialmente</w:t>
+      </w:r>
+    </w:p>
+    <w:p>
+      <w:pPr>
+        <w:pStyle w:val="Choice"/>
+      </w:pPr>
+      <w:r>
         <w:t>c)</w:t>
         <w:tab/>
-        <w:t>Que no se puede generar artificialmente</w:t>
+        <w:t>Que no ha sido inventada</w:t>
       </w:r>
     </w:p>
     <w:p>
@@ -73,6 +73,26 @@
       <w:r>
         <w:t>a)</w:t>
         <w:tab/>
+        <w:t>Magnitudes</w:t>
+      </w:r>
+    </w:p>
+    <w:p>
+      <w:pPr>
+        <w:pStyle w:val="Choice"/>
+      </w:pPr>
+      <w:r>
+        <w:t>b)</w:t>
+        <w:tab/>
+        <w:t>Efectos</w:t>
+      </w:r>
+    </w:p>
+    <w:p>
+      <w:pPr>
+        <w:pStyle w:val="Choice"/>
+      </w:pPr>
+      <w:r>
+        <w:t>c)</w:t>
+        <w:tab/>
         <w:t>Manifestaciones</w:t>
       </w:r>
     </w:p>
@@ -81,33 +101,13 @@
         <w:pStyle w:val="Choice"/>
       </w:pPr>
       <w:r>
-        <w:t>b)</w:t>
-        <w:tab/>
-        <w:t>Magnitudes</w:t>
-      </w:r>
-    </w:p>
-    <w:p>
-      <w:pPr>
-        <w:pStyle w:val="Choice"/>
-      </w:pPr>
-      <w:r>
-        <w:t>c)</w:t>
+        <w:t>d)</w:t>
         <w:tab/>
         <w:t>Fuerzas</w:t>
       </w:r>
     </w:p>
     <w:p>
       <w:pPr>
-        <w:pStyle w:val="Choice"/>
-      </w:pPr>
-      <w:r>
-        <w:t>d)</w:t>
-        <w:tab/>
-        <w:t>Efectos</w:t>
-      </w:r>
-    </w:p>
-    <w:p>
-      <w:pPr>
         <w:pStyle w:val="ListNumber"/>
       </w:pPr>
       <w:r>
@@ -121,6 +121,16 @@
       <w:r>
         <w:t>a)</w:t>
         <w:tab/>
+        <w:t>electricidad</w:t>
+      </w:r>
+    </w:p>
+    <w:p>
+      <w:pPr>
+        <w:pStyle w:val="Choice"/>
+      </w:pPr>
+      <w:r>
+        <w:t>b)</w:t>
+        <w:tab/>
         <w:t>Imán</w:t>
       </w:r>
     </w:p>
@@ -129,9 +139,9 @@
         <w:pStyle w:val="Choice"/>
       </w:pPr>
       <w:r>
-        <w:t>b)</w:t>
+        <w:t>c)</w:t>
         <w:tab/>
-        <w:t>Relámpago</w:t>
+        <w:t>Ámbar</w:t>
       </w:r>
     </w:p>
     <w:p>
@@ -139,19 +149,9 @@
         <w:pStyle w:val="Choice"/>
       </w:pPr>
       <w:r>
-        <w:t>c)</w:t>
-        <w:tab/>
-        <w:t>electricidad</w:t>
-      </w:r>
-    </w:p>
-    <w:p>
-      <w:pPr>
-        <w:pStyle w:val="Choice"/>
-      </w:pPr>
-      <w:r>
         <w:t>d)</w:t>
         <w:tab/>
-        <w:t>Ámbar</w:t>
+        <w:t>Relámpago</w:t>
       </w:r>
     </w:p>
     <w:p>
@@ -179,16 +179,6 @@
       <w:r>
         <w:t>b)</w:t>
         <w:tab/>
-        <w:t>Theodorakis</w:t>
-      </w:r>
-    </w:p>
-    <w:p>
-      <w:pPr>
-        <w:pStyle w:val="Choice"/>
-      </w:pPr>
-      <w:r>
-        <w:t>c)</w:t>
-        <w:tab/>
         <w:t>Aristóteles</w:t>
       </w:r>
     </w:p>
@@ -197,13 +187,23 @@
         <w:pStyle w:val="Choice"/>
       </w:pPr>
       <w:r>
-        <w:t>d)</w:t>
+        <w:t>c)</w:t>
         <w:tab/>
         <w:t>Tales</w:t>
       </w:r>
     </w:p>
     <w:p>
       <w:pPr>
+        <w:pStyle w:val="Choice"/>
+      </w:pPr>
+      <w:r>
+        <w:t>d)</w:t>
+        <w:tab/>
+        <w:t>Theodorakis</w:t>
+      </w:r>
+    </w:p>
+    <w:p>
+      <w:pPr>
         <w:pStyle w:val="ListNumber"/>
       </w:pPr>
       <w:r>
@@ -217,6 +217,16 @@
       <w:r>
         <w:t>a)</w:t>
         <w:tab/>
+        <w:t>En el siglo XV, con la pila de Volta</w:t>
+      </w:r>
+    </w:p>
+    <w:p>
+      <w:pPr>
+        <w:pStyle w:val="Choice"/>
+      </w:pPr>
+      <w:r>
+        <w:t>b)</w:t>
+        <w:tab/>
         <w:t>A finales del siglo XIX, con la lámpara eléctrica</w:t>
       </w:r>
     </w:p>
@@ -225,19 +235,9 @@
         <w:pStyle w:val="Choice"/>
       </w:pPr>
       <w:r>
-        <w:t>b)</w:t>
+        <w:t>c)</w:t>
         <w:tab/>
         <w:t>Alrededor del año 600 AC, con la civilización griega</w:t>
-      </w:r>
-    </w:p>
-    <w:p>
-      <w:pPr>
-        <w:pStyle w:val="Choice"/>
-      </w:pPr>
-      <w:r>
-        <w:t>c)</w:t>
-        <w:tab/>
-        <w:t>En el siglo XV, con la pila de Volta</w:t>
       </w:r>
     </w:p>
     <w:p>
@@ -265,6 +265,16 @@
       <w:r>
         <w:t>a)</w:t>
         <w:tab/>
+        <w:t>Con la Revolución Científica, a finales del siglo XVIII</w:t>
+      </w:r>
+    </w:p>
+    <w:p>
+      <w:pPr>
+        <w:pStyle w:val="Choice"/>
+      </w:pPr>
+      <w:r>
+        <w:t>b)</w:t>
+        <w:tab/>
         <w:t>En la antigua Grecia</w:t>
       </w:r>
     </w:p>
@@ -273,33 +283,23 @@
         <w:pStyle w:val="Choice"/>
       </w:pPr>
       <w:r>
-        <w:t>b)</w:t>
+        <w:t>c)</w:t>
+        <w:tab/>
+        <w:t>A finales del siglo XIX, con la lámpara eléctrica</w:t>
+      </w:r>
+    </w:p>
+    <w:p>
+      <w:pPr>
+        <w:pStyle w:val="Choice"/>
+      </w:pPr>
+      <w:r>
+        <w:t>d)</w:t>
         <w:tab/>
         <w:t>A mediados del siglo XX, con la invención del transistor</w:t>
       </w:r>
     </w:p>
     <w:p>
       <w:pPr>
-        <w:pStyle w:val="Choice"/>
-      </w:pPr>
-      <w:r>
-        <w:t>c)</w:t>
-        <w:tab/>
-        <w:t>Con la Revolución Científica, a finales del siglo XVIII</w:t>
-      </w:r>
-    </w:p>
-    <w:p>
-      <w:pPr>
-        <w:pStyle w:val="Choice"/>
-      </w:pPr>
-      <w:r>
-        <w:t>d)</w:t>
-        <w:tab/>
-        <w:t>A finales del siglo XIX, con la lámpara eléctrica</w:t>
-      </w:r>
-    </w:p>
-    <w:p>
-      <w:pPr>
         <w:pStyle w:val="ListNumber"/>
       </w:pPr>
       <w:r>
@@ -313,16 +313,6 @@
       <w:r>
         <w:t>a)</w:t>
         <w:tab/>
-        <w:t>A principios del siglo XX</w:t>
-      </w:r>
-    </w:p>
-    <w:p>
-      <w:pPr>
-        <w:pStyle w:val="Choice"/>
-      </w:pPr>
-      <w:r>
-        <w:t>b)</w:t>
-        <w:tab/>
         <w:t>A finales del siglo XVII</w:t>
       </w:r>
     </w:p>
@@ -331,9 +321,19 @@
         <w:pStyle w:val="Choice"/>
       </w:pPr>
       <w:r>
+        <w:t>b)</w:t>
+        <w:tab/>
+        <w:t>A finales del siglo XVIII</w:t>
+      </w:r>
+    </w:p>
+    <w:p>
+      <w:pPr>
+        <w:pStyle w:val="Choice"/>
+      </w:pPr>
+      <w:r>
         <w:t>c)</w:t>
         <w:tab/>
-        <w:t>A finales del siglo XVIII</w:t>
+        <w:t>A principios del siglo XX</w:t>
       </w:r>
     </w:p>
     <w:p>
@@ -361,7 +361,7 @@
       <w:r>
         <w:t>a)</w:t>
         <w:tab/>
-        <w:t>El Descubrimiento de América</w:t>
+        <w:t>La Revolución Francesa</w:t>
       </w:r>
     </w:p>
     <w:p>
@@ -391,7 +391,7 @@
       <w:r>
         <w:t>d)</w:t>
         <w:tab/>
-        <w:t>La Revolución Francesa</w:t>
+        <w:t>El Descubrimiento de América</w:t>
       </w:r>
     </w:p>
     <w:p>
@@ -409,7 +409,7 @@
       <w:r>
         <w:t>a)</w:t>
         <w:tab/>
-        <w:t>Galvani</w:t>
+        <w:t>Volta</w:t>
       </w:r>
     </w:p>
     <w:p>
@@ -419,7 +419,7 @@
       <w:r>
         <w:t>b)</w:t>
         <w:tab/>
-        <w:t>Edison</w:t>
+        <w:t>Galvani</w:t>
       </w:r>
     </w:p>
     <w:p>
@@ -439,7 +439,7 @@
       <w:r>
         <w:t>d)</w:t>
         <w:tab/>
-        <w:t>Volta</w:t>
+        <w:t>Edison</w:t>
       </w:r>
     </w:p>
     <w:p>
@@ -457,16 +457,6 @@
       <w:r>
         <w:t>a)</w:t>
         <w:tab/>
-        <w:t>El transistor</w:t>
-      </w:r>
-    </w:p>
-    <w:p>
-      <w:pPr>
-        <w:pStyle w:val="Choice"/>
-      </w:pPr>
-      <w:r>
-        <w:t>b)</w:t>
-        <w:tab/>
         <w:t>La lámpara eléctrica</w:t>
       </w:r>
     </w:p>
@@ -475,7 +465,7 @@
         <w:pStyle w:val="Choice"/>
       </w:pPr>
       <w:r>
-        <w:t>c)</w:t>
+        <w:t>b)</w:t>
         <w:tab/>
         <w:t>La pila de Volta</w:t>
       </w:r>
@@ -485,13 +475,23 @@
         <w:pStyle w:val="Choice"/>
       </w:pPr>
       <w:r>
-        <w:t>d)</w:t>
+        <w:t>c)</w:t>
         <w:tab/>
         <w:t>El ámbar frotado contra algún tejido</w:t>
       </w:r>
     </w:p>
     <w:p>
       <w:pPr>
+        <w:pStyle w:val="Choice"/>
+      </w:pPr>
+      <w:r>
+        <w:t>d)</w:t>
+        <w:tab/>
+        <w:t>El transistor</w:t>
+      </w:r>
+    </w:p>
+    <w:p>
+      <w:pPr>
         <w:pStyle w:val="ListNumber"/>
       </w:pPr>
       <w:r>
@@ -505,6 +505,26 @@
       <w:r>
         <w:t>a)</w:t>
         <w:tab/>
+        <w:t>A comienzos del siglo XIX</w:t>
+      </w:r>
+    </w:p>
+    <w:p>
+      <w:pPr>
+        <w:pStyle w:val="Choice"/>
+      </w:pPr>
+      <w:r>
+        <w:t>b)</w:t>
+        <w:tab/>
+        <w:t>A comienzos del siglo XX</w:t>
+      </w:r>
+    </w:p>
+    <w:p>
+      <w:pPr>
+        <w:pStyle w:val="Choice"/>
+      </w:pPr>
+      <w:r>
+        <w:t>c)</w:t>
+        <w:tab/>
         <w:t>A mediados del siglo XX</w:t>
       </w:r>
     </w:p>
@@ -513,29 +533,9 @@
         <w:pStyle w:val="Choice"/>
       </w:pPr>
       <w:r>
-        <w:t>b)</w:t>
-        <w:tab/>
-        <w:t>A comienzos del siglo XIX</w:t>
-      </w:r>
-    </w:p>
-    <w:p>
-      <w:pPr>
-        <w:pStyle w:val="Choice"/>
-      </w:pPr>
-      <w:r>
-        <w:t>c)</w:t>
+        <w:t>d)</w:t>
         <w:tab/>
         <w:t>A finales del siglo XIX</w:t>
-      </w:r>
-    </w:p>
-    <w:p>
-      <w:pPr>
-        <w:pStyle w:val="Choice"/>
-      </w:pPr>
-      <w:r>
-        <w:t>d)</w:t>
-        <w:tab/>
-        <w:t>A comienzos del siglo XX</w:t>
       </w:r>
     </w:p>
     <w:p>
@@ -563,7 +563,7 @@
       <w:r>
         <w:t>b)</w:t>
         <w:tab/>
-        <w:t>La lámpara eléctrica</w:t>
+        <w:t>El transistor</w:t>
       </w:r>
     </w:p>
     <w:p>
@@ -583,7 +583,7 @@
       <w:r>
         <w:t>d)</w:t>
         <w:tab/>
-        <w:t>El transistor</w:t>
+        <w:t>La lámpara eléctrica</w:t>
       </w:r>
     </w:p>
     <w:p>
@@ -601,6 +601,26 @@
       <w:r>
         <w:t>a)</w:t>
         <w:tab/>
+        <w:t>Cuando tiene más cargas positivas que negativas</w:t>
+      </w:r>
+    </w:p>
+    <w:p>
+      <w:pPr>
+        <w:pStyle w:val="Choice"/>
+      </w:pPr>
+      <w:r>
+        <w:t>b)</w:t>
+        <w:tab/>
+        <w:t>Cuando tiene más cargas negativas que positivas</w:t>
+      </w:r>
+    </w:p>
+    <w:p>
+      <w:pPr>
+        <w:pStyle w:val="Choice"/>
+      </w:pPr>
+      <w:r>
+        <w:t>c)</w:t>
+        <w:tab/>
         <w:t>Cuando tiene igual número de cargas positivas y negativas</w:t>
       </w:r>
     </w:p>
@@ -609,33 +629,13 @@
         <w:pStyle w:val="Choice"/>
       </w:pPr>
       <w:r>
-        <w:t>b)</w:t>
+        <w:t>d)</w:t>
         <w:tab/>
         <w:t>Cuando tiene más cargas de un signo que de otro signo</w:t>
       </w:r>
     </w:p>
     <w:p>
       <w:pPr>
-        <w:pStyle w:val="Choice"/>
-      </w:pPr>
-      <w:r>
-        <w:t>c)</w:t>
-        <w:tab/>
-        <w:t>Cuando tiene más cargas positivas que negativas</w:t>
-      </w:r>
-    </w:p>
-    <w:p>
-      <w:pPr>
-        <w:pStyle w:val="Choice"/>
-      </w:pPr>
-      <w:r>
-        <w:t>d)</w:t>
-        <w:tab/>
-        <w:t>Cuando tiene más cargas negativas que positivas</w:t>
-      </w:r>
-    </w:p>
-    <w:p>
-      <w:pPr>
         <w:pStyle w:val="ListNumber"/>
       </w:pPr>
       <w:r>
@@ -649,6 +649,16 @@
       <w:r>
         <w:t>a)</w:t>
         <w:tab/>
+        <w:t>Cuando tiene todas las cargas</w:t>
+      </w:r>
+    </w:p>
+    <w:p>
+      <w:pPr>
+        <w:pStyle w:val="Choice"/>
+      </w:pPr>
+      <w:r>
+        <w:t>b)</w:t>
+        <w:tab/>
         <w:t>Cuando tiene más cargas de signo negativo que de signo positivo</w:t>
       </w:r>
     </w:p>
@@ -657,33 +667,23 @@
         <w:pStyle w:val="Choice"/>
       </w:pPr>
       <w:r>
-        <w:t>b)</w:t>
+        <w:t>c)</w:t>
+        <w:tab/>
+        <w:t>Cuando tiene más electrones que protones, o al revés</w:t>
+      </w:r>
+    </w:p>
+    <w:p>
+      <w:pPr>
+        <w:pStyle w:val="Choice"/>
+      </w:pPr>
+      <w:r>
+        <w:t>d)</w:t>
         <w:tab/>
         <w:t>Cuando tiene más cargas de signo positivo que de signo negativo</w:t>
       </w:r>
     </w:p>
     <w:p>
       <w:pPr>
-        <w:pStyle w:val="Choice"/>
-      </w:pPr>
-      <w:r>
-        <w:t>c)</w:t>
-        <w:tab/>
-        <w:t>Cuando tiene todas las cargas</w:t>
-      </w:r>
-    </w:p>
-    <w:p>
-      <w:pPr>
-        <w:pStyle w:val="Choice"/>
-      </w:pPr>
-      <w:r>
-        <w:t>d)</w:t>
-        <w:tab/>
-        <w:t>Cuando tiene más electrones que protones, o al revés</w:t>
-      </w:r>
-    </w:p>
-    <w:p>
-      <w:pPr>
         <w:pStyle w:val="ListNumber"/>
       </w:pPr>
       <w:r>
@@ -697,6 +697,26 @@
       <w:r>
         <w:t>a)</w:t>
         <w:tab/>
+        <w:t>Los electrones, negativamente, y los protones, positivamente</w:t>
+      </w:r>
+    </w:p>
+    <w:p>
+      <w:pPr>
+        <w:pStyle w:val="Choice"/>
+      </w:pPr>
+      <w:r>
+        <w:t>b)</w:t>
+        <w:tab/>
+        <w:t>Los protones, positivamente, y los neutrones, negativamente</w:t>
+      </w:r>
+    </w:p>
+    <w:p>
+      <w:pPr>
+        <w:pStyle w:val="Choice"/>
+      </w:pPr>
+      <w:r>
+        <w:t>c)</w:t>
+        <w:tab/>
         <w:t>Los electrones, positivamente, y los protones, negativamente</w:t>
       </w:r>
     </w:p>
@@ -705,33 +725,13 @@
         <w:pStyle w:val="Choice"/>
       </w:pPr>
       <w:r>
-        <w:t>b)</w:t>
+        <w:t>d)</w:t>
         <w:tab/>
         <w:t>Los electrones, negativamente, y los neutrones, positivamente</w:t>
       </w:r>
     </w:p>
     <w:p>
       <w:pPr>
-        <w:pStyle w:val="Choice"/>
-      </w:pPr>
-      <w:r>
-        <w:t>c)</w:t>
-        <w:tab/>
-        <w:t>Los electrones, negativamente, y los protones, positivamente</w:t>
-      </w:r>
-    </w:p>
-    <w:p>
-      <w:pPr>
-        <w:pStyle w:val="Choice"/>
-      </w:pPr>
-      <w:r>
-        <w:t>d)</w:t>
-        <w:tab/>
-        <w:t>Los protones, positivamente, y los neutrones, negativamente</w:t>
-      </w:r>
-    </w:p>
-    <w:p>
-      <w:pPr>
         <w:pStyle w:val="ListNumber"/>
       </w:pPr>
       <w:r>
@@ -745,7 +745,7 @@
       <w:r>
         <w:t>a)</w:t>
         <w:tab/>
-        <w:t>Electrones moviéndose a través de un conductor</w:t>
+        <w:t>Un flujo eléctrico a través de un medio</w:t>
       </w:r>
     </w:p>
     <w:p>
@@ -765,7 +765,7 @@
       <w:r>
         <w:t>c)</w:t>
         <w:tab/>
-        <w:t>Electrones que van de un polo a otro de un circuito</w:t>
+        <w:t>Electrones moviéndose a través de un conductor</w:t>
       </w:r>
     </w:p>
     <w:p>
@@ -775,7 +775,7 @@
       <w:r>
         <w:t>d)</w:t>
         <w:tab/>
-        <w:t>Un flujo eléctrico a través de un medio</w:t>
+        <w:t>Electrones que van de un polo a otro de un circuito</w:t>
       </w:r>
     </w:p>
     <w:p>
@@ -793,7 +793,7 @@
       <w:r>
         <w:t>a)</w:t>
         <w:tab/>
-        <w:t>El aluminio</w:t>
+        <w:t>El agua destilada</w:t>
       </w:r>
     </w:p>
     <w:p>
@@ -803,7 +803,7 @@
       <w:r>
         <w:t>b)</w:t>
         <w:tab/>
-        <w:t>El plástico</w:t>
+        <w:t>El aluminio</w:t>
       </w:r>
     </w:p>
     <w:p>
@@ -823,7 +823,7 @@
       <w:r>
         <w:t>d)</w:t>
         <w:tab/>
-        <w:t>El agua destilada</w:t>
+        <w:t>El plástico</w:t>
       </w:r>
     </w:p>
     <w:p>
@@ -841,6 +841,16 @@
       <w:r>
         <w:t>a)</w:t>
         <w:tab/>
+        <w:t>El grafito</w:t>
+      </w:r>
+    </w:p>
+    <w:p>
+      <w:pPr>
+        <w:pStyle w:val="Choice"/>
+      </w:pPr>
+      <w:r>
+        <w:t>b)</w:t>
+        <w:tab/>
         <w:t>El agua salada</w:t>
       </w:r>
     </w:p>
@@ -849,17 +859,35 @@
         <w:pStyle w:val="Choice"/>
       </w:pPr>
       <w:r>
-        <w:t>b)</w:t>
+        <w:t>c)</w:t>
+        <w:tab/>
+        <w:t>El cobre</w:t>
+      </w:r>
+    </w:p>
+    <w:p>
+      <w:pPr>
+        <w:pStyle w:val="Choice"/>
+      </w:pPr>
+      <w:r>
+        <w:t>d)</w:t>
         <w:tab/>
         <w:t>El agua destilada</w:t>
       </w:r>
     </w:p>
     <w:p>
       <w:pPr>
+        <w:pStyle w:val="ListNumber"/>
+      </w:pPr>
+      <w:r>
+        <w:t>¿Cuál de estos es un material aislante?</w:t>
+      </w:r>
+    </w:p>
+    <w:p>
+      <w:pPr>
         <w:pStyle w:val="Choice"/>
       </w:pPr>
       <w:r>
-        <w:t>c)</w:t>
+        <w:t>a)</w:t>
         <w:tab/>
         <w:t>El grafito</w:t>
       </w:r>
@@ -869,9 +897,29 @@
         <w:pStyle w:val="Choice"/>
       </w:pPr>
       <w:r>
+        <w:t>b)</w:t>
+        <w:tab/>
+        <w:t>El agua con sal</w:t>
+      </w:r>
+    </w:p>
+    <w:p>
+      <w:pPr>
+        <w:pStyle w:val="Choice"/>
+      </w:pPr>
+      <w:r>
+        <w:t>c)</w:t>
+        <w:tab/>
+        <w:t>El vidrio</w:t>
+      </w:r>
+    </w:p>
+    <w:p>
+      <w:pPr>
+        <w:pStyle w:val="Choice"/>
+      </w:pPr>
+      <w:r>
         <w:t>d)</w:t>
         <w:tab/>
-        <w:t>El cobre</w:t>
+        <w:t>El aluminio</w:t>
       </w:r>
     </w:p>
     <w:p>
@@ -889,7 +937,7 @@
       <w:r>
         <w:t>a)</w:t>
         <w:tab/>
-        <w:t>El agua con sal</w:t>
+        <w:t>El plástico</w:t>
       </w:r>
     </w:p>
     <w:p>
@@ -899,7 +947,7 @@
       <w:r>
         <w:t>b)</w:t>
         <w:tab/>
-        <w:t>El vidrio</w:t>
+        <w:t>El aluminio</w:t>
       </w:r>
     </w:p>
     <w:p>
@@ -909,7 +957,7 @@
       <w:r>
         <w:t>c)</w:t>
         <w:tab/>
-        <w:t>El aluminio</w:t>
+        <w:t>El agua con sal</w:t>
       </w:r>
     </w:p>
     <w:p>
@@ -927,54 +975,6 @@
         <w:pStyle w:val="ListNumber"/>
       </w:pPr>
       <w:r>
-        <w:t>¿Cuál de estos es un material aislante?</w:t>
-      </w:r>
-    </w:p>
-    <w:p>
-      <w:pPr>
-        <w:pStyle w:val="Choice"/>
-      </w:pPr>
-      <w:r>
-        <w:t>a)</w:t>
-        <w:tab/>
-        <w:t>El plástico</w:t>
-      </w:r>
-    </w:p>
-    <w:p>
-      <w:pPr>
-        <w:pStyle w:val="Choice"/>
-      </w:pPr>
-      <w:r>
-        <w:t>b)</w:t>
-        <w:tab/>
-        <w:t>El aluminio</w:t>
-      </w:r>
-    </w:p>
-    <w:p>
-      <w:pPr>
-        <w:pStyle w:val="Choice"/>
-      </w:pPr>
-      <w:r>
-        <w:t>c)</w:t>
-        <w:tab/>
-        <w:t>El agua con sal</w:t>
-      </w:r>
-    </w:p>
-    <w:p>
-      <w:pPr>
-        <w:pStyle w:val="Choice"/>
-      </w:pPr>
-      <w:r>
-        <w:t>d)</w:t>
-        <w:tab/>
-        <w:t>El grafito</w:t>
-      </w:r>
-    </w:p>
-    <w:p>
-      <w:pPr>
-        <w:pStyle w:val="ListNumber"/>
-      </w:pPr>
-      <w:r>
         <w:t>Un material aislante presentará...</w:t>
       </w:r>
     </w:p>
@@ -984,6 +984,16 @@
       </w:pPr>
       <w:r>
         <w:t>a)</w:t>
+        <w:tab/>
+        <w:t>Una corriente muy baja</w:t>
+      </w:r>
+    </w:p>
+    <w:p>
+      <w:pPr>
+        <w:pStyle w:val="Choice"/>
+      </w:pPr>
+      <w:r>
+        <w:t>b)</w:t>
         <w:tab/>
         <w:t>Una resistencia muy alta</w:t>
       </w:r>
@@ -993,19 +1003,9 @@
         <w:pStyle w:val="Choice"/>
       </w:pPr>
       <w:r>
-        <w:t>b)</w:t>
+        <w:t>c)</w:t>
         <w:tab/>
         <w:t>Una conductividad muy baja</w:t>
-      </w:r>
-    </w:p>
-    <w:p>
-      <w:pPr>
-        <w:pStyle w:val="Choice"/>
-      </w:pPr>
-      <w:r>
-        <w:t>c)</w:t>
-        <w:tab/>
-        <w:t>Una corriente muy baja</w:t>
       </w:r>
     </w:p>
     <w:p>
@@ -1043,7 +1043,7 @@
       <w:r>
         <w:t>b)</w:t>
         <w:tab/>
-        <w:t>Una corriente muy alta</w:t>
+        <w:t>Una resistencia muy baja</w:t>
       </w:r>
     </w:p>
     <w:p>
@@ -1053,7 +1053,7 @@
       <w:r>
         <w:t>c)</w:t>
         <w:tab/>
-        <w:t>Una resistencia muy baja</w:t>
+        <w:t>Una corriente muy alta</w:t>
       </w:r>
     </w:p>
     <w:p>
@@ -1081,6 +1081,26 @@
       <w:r>
         <w:t>a)</w:t>
         <w:tab/>
+        <w:t>Una resistencia muy baja</w:t>
+      </w:r>
+    </w:p>
+    <w:p>
+      <w:pPr>
+        <w:pStyle w:val="Choice"/>
+      </w:pPr>
+      <w:r>
+        <w:t>b)</w:t>
+        <w:tab/>
+        <w:t>Una oposición alta al paso de la corriente</w:t>
+      </w:r>
+    </w:p>
+    <w:p>
+      <w:pPr>
+        <w:pStyle w:val="Choice"/>
+      </w:pPr>
+      <w:r>
+        <w:t>c)</w:t>
+        <w:tab/>
         <w:t>Una resistencia muy alta</w:t>
       </w:r>
     </w:p>
@@ -1089,33 +1109,13 @@
         <w:pStyle w:val="Choice"/>
       </w:pPr>
       <w:r>
-        <w:t>b)</w:t>
+        <w:t>d)</w:t>
         <w:tab/>
         <w:t>Una mala conductividad</w:t>
       </w:r>
     </w:p>
     <w:p>
       <w:pPr>
-        <w:pStyle w:val="Choice"/>
-      </w:pPr>
-      <w:r>
-        <w:t>c)</w:t>
-        <w:tab/>
-        <w:t>Una resistencia muy baja</w:t>
-      </w:r>
-    </w:p>
-    <w:p>
-      <w:pPr>
-        <w:pStyle w:val="Choice"/>
-      </w:pPr>
-      <w:r>
-        <w:t>d)</w:t>
-        <w:tab/>
-        <w:t>Una oposición alta al paso de la corriente</w:t>
-      </w:r>
-    </w:p>
-    <w:p>
-      <w:pPr>
         <w:pStyle w:val="ListNumber"/>
       </w:pPr>
       <w:r>
@@ -1129,7 +1129,7 @@
       <w:r>
         <w:t>a)</w:t>
         <w:tab/>
-        <w:t>El magnetismo</w:t>
+        <w:t>La luz</w:t>
       </w:r>
     </w:p>
     <w:p>
@@ -1149,7 +1149,7 @@
       <w:r>
         <w:t>c)</w:t>
         <w:tab/>
-        <w:t>La luz</w:t>
+        <w:t>El magnetismo</w:t>
       </w:r>
     </w:p>
     <w:p>
@@ -1177,7 +1177,7 @@
       <w:r>
         <w:t>a)</w:t>
         <w:tab/>
-        <w:t>Un motor</w:t>
+        <w:t>Un LED</w:t>
       </w:r>
     </w:p>
     <w:p>
@@ -1197,7 +1197,7 @@
       <w:r>
         <w:t>c)</w:t>
         <w:tab/>
-        <w:t>Un actuador lineal</w:t>
+        <w:t>Un motor</w:t>
       </w:r>
     </w:p>
     <w:p>
@@ -1207,7 +1207,7 @@
       <w:r>
         <w:t>d)</w:t>
         <w:tab/>
-        <w:t>Un LED</w:t>
+        <w:t>Un actuador lineal</w:t>
       </w:r>
     </w:p>
     <w:p>
@@ -1235,7 +1235,7 @@
       <w:r>
         <w:t>b)</w:t>
         <w:tab/>
-        <w:t>Movimiento y calor</w:t>
+        <w:t>Movimiento</w:t>
       </w:r>
     </w:p>
     <w:p>
@@ -1255,7 +1255,7 @@
       <w:r>
         <w:t>d)</w:t>
         <w:tab/>
-        <w:t>Movimiento</w:t>
+        <w:t>Movimiento y calor</w:t>
       </w:r>
     </w:p>
     <w:p>
@@ -1283,7 +1283,7 @@
       <w:r>
         <w:t>b)</w:t>
         <w:tab/>
-        <w:t>Electromagnetismo, luz, calor y movimiento</w:t>
+        <w:t>Energía, movimiento, calor y sonido</w:t>
       </w:r>
     </w:p>
     <w:p>
@@ -1303,7 +1303,7 @@
       <w:r>
         <w:t>d)</w:t>
         <w:tab/>
-        <w:t>Energía, movimiento, calor y sonido</w:t>
+        <w:t>Electromagnetismo, luz, calor y movimiento</w:t>
       </w:r>
     </w:p>
     <w:p>
@@ -1321,7 +1321,7 @@
       <w:r>
         <w:t>a)</w:t>
         <w:tab/>
-        <w:t>Resistencia eléctrica</w:t>
+        <w:t>Calor</w:t>
       </w:r>
     </w:p>
     <w:p>
@@ -1351,7 +1351,7 @@
       <w:r>
         <w:t>d)</w:t>
         <w:tab/>
-        <w:t>Calor</w:t>
+        <w:t>Resistencia eléctrica</w:t>
       </w:r>
     </w:p>
     <w:p>
@@ -1379,6 +1379,16 @@
       <w:r>
         <w:t>b)</w:t>
         <w:tab/>
+        <w:t>Siempre tiene el mismo sentido</w:t>
+      </w:r>
+    </w:p>
+    <w:p>
+      <w:pPr>
+        <w:pStyle w:val="Choice"/>
+      </w:pPr>
+      <w:r>
+        <w:t>c)</w:t>
+        <w:tab/>
         <w:t>Podemos obtenerla de adaptadores de red</w:t>
       </w:r>
     </w:p>
@@ -1387,9 +1397,239 @@
         <w:pStyle w:val="Choice"/>
       </w:pPr>
       <w:r>
+        <w:t>d)</w:t>
+        <w:tab/>
+        <w:t>Es la que proporcionan las baterías y pilas</w:t>
+      </w:r>
+    </w:p>
+    <w:p>
+      <w:pPr>
+        <w:pStyle w:val="ListNumber"/>
+      </w:pPr>
+      <w:r>
+        <w:t>¿Cuál NO se corresponde con la corriente alterna?</w:t>
+      </w:r>
+    </w:p>
+    <w:p>
+      <w:pPr>
+        <w:pStyle w:val="Choice"/>
+      </w:pPr>
+      <w:r>
+        <w:t>a)</w:t>
+        <w:tab/>
+        <w:t>Es la que nos dan las pilas y baterías</w:t>
+      </w:r>
+    </w:p>
+    <w:p>
+      <w:pPr>
+        <w:pStyle w:val="Choice"/>
+      </w:pPr>
+      <w:r>
+        <w:t>b)</w:t>
+        <w:tab/>
+        <w:t>Es la que viene de la red, es decir, de los enchufes</w:t>
+      </w:r>
+    </w:p>
+    <w:p>
+      <w:pPr>
+        <w:pStyle w:val="Choice"/>
+      </w:pPr>
+      <w:r>
         <w:t>c)</w:t>
         <w:tab/>
-        <w:t>Es la que proporcionan las baterías y pilas</w:t>
+        <w:t>Cambia continuamente de sentido</w:t>
+      </w:r>
+    </w:p>
+    <w:p>
+      <w:pPr>
+        <w:pStyle w:val="Choice"/>
+      </w:pPr>
+      <w:r>
+        <w:t>d)</w:t>
+        <w:tab/>
+        <w:t>Solemos manejar voltajes mayores que con la corriente continua</w:t>
+      </w:r>
+    </w:p>
+    <w:p>
+      <w:pPr>
+        <w:pStyle w:val="ListNumber"/>
+      </w:pPr>
+      <w:r>
+        <w:t>¿Qué aparato funciona con Corriente Alterna?</w:t>
+      </w:r>
+    </w:p>
+    <w:p>
+      <w:pPr>
+        <w:pStyle w:val="Choice"/>
+      </w:pPr>
+      <w:r>
+        <w:t>a)</w:t>
+        <w:tab/>
+        <w:t>Ordenador portátil</w:t>
+      </w:r>
+    </w:p>
+    <w:p>
+      <w:pPr>
+        <w:pStyle w:val="Choice"/>
+      </w:pPr>
+      <w:r>
+        <w:t>b)</w:t>
+        <w:tab/>
+        <w:t>Lavadora</w:t>
+      </w:r>
+    </w:p>
+    <w:p>
+      <w:pPr>
+        <w:pStyle w:val="Choice"/>
+      </w:pPr>
+      <w:r>
+        <w:t>c)</w:t>
+        <w:tab/>
+        <w:t>Reloj digital</w:t>
+      </w:r>
+    </w:p>
+    <w:p>
+      <w:pPr>
+        <w:pStyle w:val="Choice"/>
+      </w:pPr>
+      <w:r>
+        <w:t>d)</w:t>
+        <w:tab/>
+        <w:t>Teléfono móvil</w:t>
+      </w:r>
+    </w:p>
+    <w:p>
+      <w:pPr>
+        <w:pStyle w:val="ListNumber"/>
+      </w:pPr>
+      <w:r>
+        <w:t>¿Cuál de estos aparatos funciona con corriente continua?</w:t>
+      </w:r>
+    </w:p>
+    <w:p>
+      <w:pPr>
+        <w:pStyle w:val="Choice"/>
+      </w:pPr>
+      <w:r>
+        <w:t>a)</w:t>
+        <w:tab/>
+        <w:t>Una lavadora</w:t>
+      </w:r>
+    </w:p>
+    <w:p>
+      <w:pPr>
+        <w:pStyle w:val="Choice"/>
+      </w:pPr>
+      <w:r>
+        <w:t>b)</w:t>
+        <w:tab/>
+        <w:t>Un teléfono móvil</w:t>
+      </w:r>
+    </w:p>
+    <w:p>
+      <w:pPr>
+        <w:pStyle w:val="Choice"/>
+      </w:pPr>
+      <w:r>
+        <w:t>c)</w:t>
+        <w:tab/>
+        <w:t>Un secador del pelo</w:t>
+      </w:r>
+    </w:p>
+    <w:p>
+      <w:pPr>
+        <w:pStyle w:val="Choice"/>
+      </w:pPr>
+      <w:r>
+        <w:t>d)</w:t>
+        <w:tab/>
+        <w:t>Una vitrocerámica</w:t>
+      </w:r>
+    </w:p>
+    <w:p>
+      <w:pPr>
+        <w:pStyle w:val="ListNumber"/>
+      </w:pPr>
+      <w:r>
+        <w:t>¿Cuál NO se corresponde con la corriente alterna?</w:t>
+      </w:r>
+    </w:p>
+    <w:p>
+      <w:pPr>
+        <w:pStyle w:val="Choice"/>
+      </w:pPr>
+      <w:r>
+        <w:t>a)</w:t>
+        <w:tab/>
+        <w:t>Podemos obtenerla a partir de corriente continua gracias a un adaptador</w:t>
+      </w:r>
+    </w:p>
+    <w:p>
+      <w:pPr>
+        <w:pStyle w:val="Choice"/>
+      </w:pPr>
+      <w:r>
+        <w:t>b)</w:t>
+        <w:tab/>
+        <w:t>Cambia continuamente de sentido</w:t>
+      </w:r>
+    </w:p>
+    <w:p>
+      <w:pPr>
+        <w:pStyle w:val="Choice"/>
+      </w:pPr>
+      <w:r>
+        <w:t>c)</w:t>
+        <w:tab/>
+        <w:t>Solemos manejar voltajes menores que con la corriente continua</w:t>
+      </w:r>
+    </w:p>
+    <w:p>
+      <w:pPr>
+        <w:pStyle w:val="Choice"/>
+      </w:pPr>
+      <w:r>
+        <w:t>d)</w:t>
+        <w:tab/>
+        <w:t>La podemos obtener de la red, es decir, en los enchufes</w:t>
+      </w:r>
+    </w:p>
+    <w:p>
+      <w:pPr>
+        <w:pStyle w:val="ListNumber"/>
+      </w:pPr>
+      <w:r>
+        <w:t>¿Cuál NO se corresponde con la corriente continua?</w:t>
+      </w:r>
+    </w:p>
+    <w:p>
+      <w:pPr>
+        <w:pStyle w:val="Choice"/>
+      </w:pPr>
+      <w:r>
+        <w:t>a)</w:t>
+        <w:tab/>
+        <w:t>La podemos obtener de la red gracias a los adaptadores de corriente</w:t>
+      </w:r>
+    </w:p>
+    <w:p>
+      <w:pPr>
+        <w:pStyle w:val="Choice"/>
+      </w:pPr>
+      <w:r>
+        <w:t>b)</w:t>
+        <w:tab/>
+        <w:t>Es la que nos dan las pilas y baterías</w:t>
+      </w:r>
+    </w:p>
+    <w:p>
+      <w:pPr>
+        <w:pStyle w:val="Choice"/>
+      </w:pPr>
+      <w:r>
+        <w:t>c)</w:t>
+        <w:tab/>
+        <w:t>Solemos manejar grandes voltajes con ella</w:t>
       </w:r>
     </w:p>
     <w:p>
@@ -1407,246 +1647,6 @@
         <w:pStyle w:val="ListNumber"/>
       </w:pPr>
       <w:r>
-        <w:t>¿Cuál NO se corresponde con la corriente alterna?</w:t>
-      </w:r>
-    </w:p>
-    <w:p>
-      <w:pPr>
-        <w:pStyle w:val="Choice"/>
-      </w:pPr>
-      <w:r>
-        <w:t>a)</w:t>
-        <w:tab/>
-        <w:t>Es la que nos dan las pilas y baterías</w:t>
-      </w:r>
-    </w:p>
-    <w:p>
-      <w:pPr>
-        <w:pStyle w:val="Choice"/>
-      </w:pPr>
-      <w:r>
-        <w:t>b)</w:t>
-        <w:tab/>
-        <w:t>Es la que viene de la red, es decir, de los enchufes</w:t>
-      </w:r>
-    </w:p>
-    <w:p>
-      <w:pPr>
-        <w:pStyle w:val="Choice"/>
-      </w:pPr>
-      <w:r>
-        <w:t>c)</w:t>
-        <w:tab/>
-        <w:t>Cambia continuamente de sentido</w:t>
-      </w:r>
-    </w:p>
-    <w:p>
-      <w:pPr>
-        <w:pStyle w:val="Choice"/>
-      </w:pPr>
-      <w:r>
-        <w:t>d)</w:t>
-        <w:tab/>
-        <w:t>Solemos manejar voltajes mayores que con la corriente continua</w:t>
-      </w:r>
-    </w:p>
-    <w:p>
-      <w:pPr>
-        <w:pStyle w:val="ListNumber"/>
-      </w:pPr>
-      <w:r>
-        <w:t>¿Qué aparato funciona con Corriente Alterna?</w:t>
-      </w:r>
-    </w:p>
-    <w:p>
-      <w:pPr>
-        <w:pStyle w:val="Choice"/>
-      </w:pPr>
-      <w:r>
-        <w:t>a)</w:t>
-        <w:tab/>
-        <w:t>Teléfono móvil</w:t>
-      </w:r>
-    </w:p>
-    <w:p>
-      <w:pPr>
-        <w:pStyle w:val="Choice"/>
-      </w:pPr>
-      <w:r>
-        <w:t>b)</w:t>
-        <w:tab/>
-        <w:t>Lavadora</w:t>
-      </w:r>
-    </w:p>
-    <w:p>
-      <w:pPr>
-        <w:pStyle w:val="Choice"/>
-      </w:pPr>
-      <w:r>
-        <w:t>c)</w:t>
-        <w:tab/>
-        <w:t>Reloj digital</w:t>
-      </w:r>
-    </w:p>
-    <w:p>
-      <w:pPr>
-        <w:pStyle w:val="Choice"/>
-      </w:pPr>
-      <w:r>
-        <w:t>d)</w:t>
-        <w:tab/>
-        <w:t>Ordenador portátil</w:t>
-      </w:r>
-    </w:p>
-    <w:p>
-      <w:pPr>
-        <w:pStyle w:val="ListNumber"/>
-      </w:pPr>
-      <w:r>
-        <w:t>¿Cuál de estos aparatos funciona con corriente continua?</w:t>
-      </w:r>
-    </w:p>
-    <w:p>
-      <w:pPr>
-        <w:pStyle w:val="Choice"/>
-      </w:pPr>
-      <w:r>
-        <w:t>a)</w:t>
-        <w:tab/>
-        <w:t>Un teléfono móvil</w:t>
-      </w:r>
-    </w:p>
-    <w:p>
-      <w:pPr>
-        <w:pStyle w:val="Choice"/>
-      </w:pPr>
-      <w:r>
-        <w:t>b)</w:t>
-        <w:tab/>
-        <w:t>Una lavadora</w:t>
-      </w:r>
-    </w:p>
-    <w:p>
-      <w:pPr>
-        <w:pStyle w:val="Choice"/>
-      </w:pPr>
-      <w:r>
-        <w:t>c)</w:t>
-        <w:tab/>
-        <w:t>Un secador del pelo</w:t>
-      </w:r>
-    </w:p>
-    <w:p>
-      <w:pPr>
-        <w:pStyle w:val="Choice"/>
-      </w:pPr>
-      <w:r>
-        <w:t>d)</w:t>
-        <w:tab/>
-        <w:t>Una vitrocerámica</w:t>
-      </w:r>
-    </w:p>
-    <w:p>
-      <w:pPr>
-        <w:pStyle w:val="ListNumber"/>
-      </w:pPr>
-      <w:r>
-        <w:t>¿Cuál NO se corresponde con la corriente alterna?</w:t>
-      </w:r>
-    </w:p>
-    <w:p>
-      <w:pPr>
-        <w:pStyle w:val="Choice"/>
-      </w:pPr>
-      <w:r>
-        <w:t>a)</w:t>
-        <w:tab/>
-        <w:t>Cambia continuamente de sentido</w:t>
-      </w:r>
-    </w:p>
-    <w:p>
-      <w:pPr>
-        <w:pStyle w:val="Choice"/>
-      </w:pPr>
-      <w:r>
-        <w:t>b)</w:t>
-        <w:tab/>
-        <w:t>Solemos manejar voltajes menores que con la corriente continua</w:t>
-      </w:r>
-    </w:p>
-    <w:p>
-      <w:pPr>
-        <w:pStyle w:val="Choice"/>
-      </w:pPr>
-      <w:r>
-        <w:t>c)</w:t>
-        <w:tab/>
-        <w:t>Podemos obtenerla a partir de corriente continua gracias a un adaptador</w:t>
-      </w:r>
-    </w:p>
-    <w:p>
-      <w:pPr>
-        <w:pStyle w:val="Choice"/>
-      </w:pPr>
-      <w:r>
-        <w:t>d)</w:t>
-        <w:tab/>
-        <w:t>La podemos obtener de la red, es decir, en los enchufes</w:t>
-      </w:r>
-    </w:p>
-    <w:p>
-      <w:pPr>
-        <w:pStyle w:val="ListNumber"/>
-      </w:pPr>
-      <w:r>
-        <w:t>¿Cuál NO se corresponde con la corriente continua?</w:t>
-      </w:r>
-    </w:p>
-    <w:p>
-      <w:pPr>
-        <w:pStyle w:val="Choice"/>
-      </w:pPr>
-      <w:r>
-        <w:t>a)</w:t>
-        <w:tab/>
-        <w:t>La podemos obtener de la red gracias a los adaptadores de corriente</w:t>
-      </w:r>
-    </w:p>
-    <w:p>
-      <w:pPr>
-        <w:pStyle w:val="Choice"/>
-      </w:pPr>
-      <w:r>
-        <w:t>b)</w:t>
-        <w:tab/>
-        <w:t>Es la que nos dan las pilas y baterías</w:t>
-      </w:r>
-    </w:p>
-    <w:p>
-      <w:pPr>
-        <w:pStyle w:val="Choice"/>
-      </w:pPr>
-      <w:r>
-        <w:t>c)</w:t>
-        <w:tab/>
-        <w:t>Siempre tiene el mismo sentido</w:t>
-      </w:r>
-    </w:p>
-    <w:p>
-      <w:pPr>
-        <w:pStyle w:val="Choice"/>
-      </w:pPr>
-      <w:r>
-        <w:t>d)</w:t>
-        <w:tab/>
-        <w:t>Solemos manejar grandes voltajes con ella</w:t>
-      </w:r>
-    </w:p>
-    <w:p>
-      <w:pPr>
-        <w:pStyle w:val="ListNumber"/>
-      </w:pPr>
-      <w:r>
         <w:t>¿Cuál es la carga de un átomo en su estado natural?</w:t>
       </w:r>
     </w:p>
@@ -1667,16 +1667,6 @@
       <w:r>
         <w:t>b)</w:t>
         <w:tab/>
-        <w:t>Negativa</w:t>
-      </w:r>
-    </w:p>
-    <w:p>
-      <w:pPr>
-        <w:pStyle w:val="Choice"/>
-      </w:pPr>
-      <w:r>
-        <w:t>c)</w:t>
-        <w:tab/>
         <w:t>Positiva</w:t>
       </w:r>
     </w:p>
@@ -1685,9 +1675,19 @@
         <w:pStyle w:val="Choice"/>
       </w:pPr>
       <w:r>
+        <w:t>c)</w:t>
+        <w:tab/>
+        <w:t>Depende del átomo</w:t>
+      </w:r>
+    </w:p>
+    <w:p>
+      <w:pPr>
+        <w:pStyle w:val="Choice"/>
+      </w:pPr>
+      <w:r>
         <w:t>d)</w:t>
         <w:tab/>
-        <w:t>Depende del átomo</w:t>
+        <w:t>Negativa</w:t>
       </w:r>
     </w:p>
     <w:sectPr>
